--- a/Die_Wortfolge_1.0.docx
+++ b/Die_Wortfolge_1.0.docx
@@ -1,6 +1,6 @@
 
 <file path=word/document.xml><?xml version="1.0" encoding="utf-8"?>
-<w:document xmlns:wpc="http://schemas.microsoft.com/office/word/2010/wordprocessingCanvas" xmlns:cx="http://schemas.microsoft.com/office/drawing/2014/chartex" xmlns:cx1="http://schemas.microsoft.com/office/drawing/2015/9/8/chartex" xmlns:cx2="http://schemas.microsoft.com/office/drawing/2015/10/21/chartex" xmlns:cx3="http://schemas.microsoft.com/office/drawing/2016/5/9/chartex" xmlns:cx4="http://schemas.microsoft.com/office/drawing/2016/5/10/chartex" xmlns:cx5="http://schemas.microsoft.com/office/drawing/2016/5/11/chartex" xmlns:cx6="http://schemas.microsoft.com/office/drawing/2016/5/12/chartex" xmlns:cx7="http://schemas.microsoft.com/office/drawing/2016/5/13/chartex" xmlns:cx8="http://schemas.microsoft.com/office/drawing/2016/5/14/chartex" xmlns:mc="http://schemas.openxmlformats.org/markup-compatibility/2006" xmlns:aink="http://schemas.microsoft.com/office/drawing/2016/ink" xmlns:am3d="http://schemas.microsoft.com/office/drawing/2017/model3d" xmlns:o="urn:schemas-microsoft-com:office:office" xmlns:oel="http://schemas.microsoft.com/office/2019/extlst" xmlns:r="http://schemas.openxmlformats.org/officeDocument/2006/relationships" xmlns:m="http://schemas.openxmlformats.org/officeDocument/2006/math" xmlns:v="urn:schemas-microsoft-com:vml" xmlns:wp14="http://schemas.microsoft.com/office/word/2010/wordprocessingDrawing" xmlns:wp="http://schemas.openxmlformats.org/drawingml/2006/wordprocessingDrawing" xmlns:w10="urn:schemas-microsoft-com:office:word" xmlns:w="http://schemas.openxmlformats.org/wordprocessingml/2006/main" xmlns:w14="http://schemas.microsoft.com/office/word/2010/wordml" xmlns:w15="http://schemas.microsoft.com/office/word/2012/wordml" xmlns:w16cex="http://schemas.microsoft.com/office/word/2018/wordml/cex" xmlns:w16cid="http://schemas.microsoft.com/office/word/2016/wordml/cid" xmlns:w16="http://schemas.microsoft.com/office/word/2018/wordml" xmlns:w16du="http://schemas.microsoft.com/office/word/2023/wordml/word16du" xmlns:w16sdtdh="http://schemas.microsoft.com/office/word/2020/wordml/sdtdatahash" xmlns:w16sdtfl="http://schemas.microsoft.com/office/word/2024/wordml/sdtformatlock" xmlns:w16se="http://schemas.microsoft.com/office/word/2015/wordml/symex" xmlns:wpg="http://schemas.microsoft.com/office/word/2010/wordprocessingGroup" xmlns:wpi="http://schemas.microsoft.com/office/word/2010/wordprocessingInk" xmlns:wne="http://schemas.microsoft.com/office/word/2006/wordml" xmlns:wps="http://schemas.microsoft.com/office/word/2010/wordprocessingShape" mc:Ignorable="w14 w15 w16se w16cid w16 w16cex w16sdtdh w16sdtfl w16du wp14">
+<w:document xmlns:wpc="http://schemas.microsoft.com/office/word/2010/wordprocessingCanvas" xmlns:cx="http://schemas.microsoft.com/office/drawing/2014/chartex" xmlns:cx1="http://schemas.microsoft.com/office/drawing/2015/9/8/chartex" xmlns:cx2="http://schemas.microsoft.com/office/drawing/2015/10/21/chartex" xmlns:cx3="http://schemas.microsoft.com/office/drawing/2016/5/9/chartex" xmlns:cx4="http://schemas.microsoft.com/office/drawing/2016/5/10/chartex" xmlns:cx5="http://schemas.microsoft.com/office/drawing/2016/5/11/chartex" xmlns:cx6="http://schemas.microsoft.com/office/drawing/2016/5/12/chartex" xmlns:cx7="http://schemas.microsoft.com/office/drawing/2016/5/13/chartex" xmlns:cx8="http://schemas.microsoft.com/office/drawing/2016/5/14/chartex" xmlns:mc="http://schemas.openxmlformats.org/markup-compatibility/2006" xmlns:m="http://schemas.openxmlformats.org/officeDocument/2006/math" xmlns:aink="http://schemas.microsoft.com/office/drawing/2016/ink" xmlns:am3d="http://schemas.microsoft.com/office/drawing/2017/model3d" xmlns:oel="http://schemas.microsoft.com/office/2019/extlst" xmlns:r="http://schemas.openxmlformats.org/officeDocument/2006/relationships" xmlns:wp14="http://schemas.microsoft.com/office/word/2010/wordprocessingDrawing" xmlns:wp="http://schemas.openxmlformats.org/drawingml/2006/wordprocessingDrawing" xmlns:wpg="http://schemas.microsoft.com/office/word/2010/wordprocessingGroup" xmlns:wpi="http://schemas.microsoft.com/office/word/2010/wordprocessingInk" xmlns:wps="http://schemas.microsoft.com/office/word/2010/wordprocessingShape" xmlns:o="urn:schemas-microsoft-com:office:office" xmlns:v="urn:schemas-microsoft-com:vml" xmlns:w10="urn:schemas-microsoft-com:office:word" xmlns:w="http://schemas.openxmlformats.org/wordprocessingml/2006/main" xmlns:w14="http://schemas.microsoft.com/office/word/2010/wordml" xmlns:w15="http://schemas.microsoft.com/office/word/2012/wordml" xmlns:w16cex="http://schemas.microsoft.com/office/word/2018/wordml/cex" xmlns:w16cid="http://schemas.microsoft.com/office/word/2016/wordml/cid" xmlns:w16="http://schemas.microsoft.com/office/word/2018/wordml" xmlns:w16sdtdh="http://schemas.microsoft.com/office/word/2020/wordml/sdtdatahash" xmlns:w16sdtfl="http://schemas.microsoft.com/office/word/2024/wordml/sdtformatlock" xmlns:w16se="http://schemas.microsoft.com/office/word/2015/wordml/symex" xmlns:w16du="http://schemas.microsoft.com/office/word/2023/wordml/word16du" xmlns:wne="http://schemas.microsoft.com/office/word/2006/wordml" mc:Ignorable="w14 w15 w16se w16cid w16 w16cex w16sdtdh w16sdtfl w16du wp14">
   <w:body>
     <w:p>
       <w:pPr>
@@ -2396,7 +2396,7 @@
     </w:p>
     <w:p>
       <w:pPr>
-        <w:pStyle w:val="ac"/>
+        <w:pStyle w:val="NormalWeb"/>
         <w:spacing w:after="150"/>
         <w:rPr>
           <w:color w:val="000000"/>
@@ -2526,7 +2526,7 @@
     </w:p>
     <w:p>
       <w:pPr>
-        <w:pStyle w:val="ac"/>
+        <w:pStyle w:val="NormalWeb"/>
         <w:spacing w:after="150"/>
         <w:rPr>
           <w:b/>
@@ -2541,7 +2541,7 @@
     </w:p>
     <w:p>
       <w:pPr>
-        <w:pStyle w:val="ac"/>
+        <w:pStyle w:val="NormalWeb"/>
         <w:spacing w:after="150"/>
         <w:rPr>
           <w:b/>
@@ -2556,7 +2556,7 @@
     </w:p>
     <w:p>
       <w:pPr>
-        <w:pStyle w:val="ac"/>
+        <w:pStyle w:val="NormalWeb"/>
         <w:spacing w:after="150"/>
         <w:rPr>
           <w:b/>
@@ -2571,7 +2571,7 @@
     </w:p>
     <w:p>
       <w:pPr>
-        <w:pStyle w:val="ac"/>
+        <w:pStyle w:val="NormalWeb"/>
         <w:spacing w:after="150"/>
         <w:rPr>
           <w:color w:val="000000"/>
@@ -2661,7 +2661,7 @@
     </w:p>
     <w:p>
       <w:pPr>
-        <w:pStyle w:val="ac"/>
+        <w:pStyle w:val="NormalWeb"/>
         <w:spacing w:after="150"/>
         <w:rPr>
           <w:color w:val="000000"/>
@@ -2684,7 +2684,7 @@
     </w:p>
     <w:p>
       <w:pPr>
-        <w:pStyle w:val="ac"/>
+        <w:pStyle w:val="NormalWeb"/>
         <w:spacing w:after="150"/>
         <w:rPr>
           <w:color w:val="000000"/>
@@ -2697,7 +2697,7 @@
     </w:p>
     <w:p>
       <w:pPr>
-        <w:pStyle w:val="ac"/>
+        <w:pStyle w:val="NormalWeb"/>
         <w:spacing w:after="150"/>
         <w:rPr>
           <w:color w:val="000000"/>
@@ -2754,7 +2754,7 @@
     </w:p>
     <w:p>
       <w:pPr>
-        <w:pStyle w:val="ac"/>
+        <w:pStyle w:val="NormalWeb"/>
         <w:spacing w:after="150"/>
         <w:rPr>
           <w:color w:val="000000"/>
@@ -3227,7 +3227,7 @@
     </w:p>
     <w:p>
       <w:pPr>
-        <w:pStyle w:val="ac"/>
+        <w:pStyle w:val="NormalWeb"/>
         <w:spacing w:after="150"/>
         <w:rPr>
           <w:color w:val="000000"/>
@@ -3246,16 +3246,1244 @@
           <w:lang w:val="uk-UA"/>
         </w:rPr>
         <w:br/>
+      </w:r>
+      <w:r>
+        <w:rPr>
+          <w:color w:val="000000"/>
+          <w:sz w:val="28"/>
+          <w:szCs w:val="28"/>
+          <w:shd w:val="clear" w:color="auto" w:fill="FFFFFF"/>
+          <w:lang w:val="de-DE"/>
+        </w:rPr>
+        <w:t>1.</w:t>
+      </w:r>
+      <w:r>
+        <w:rPr>
+          <w:color w:val="000000"/>
+          <w:sz w:val="28"/>
+          <w:szCs w:val="28"/>
+          <w:shd w:val="clear" w:color="auto" w:fill="FFFFFF"/>
+          <w:lang w:val="uk-UA"/>
+        </w:rPr>
+        <w:t xml:space="preserve"> </w:t>
+      </w:r>
+      <w:r>
+        <w:rPr>
+          <w:color w:val="000000"/>
+          <w:sz w:val="28"/>
+          <w:szCs w:val="28"/>
+          <w:shd w:val="clear" w:color="auto" w:fill="FFFFFF"/>
+          <w:lang w:val="de-DE"/>
+        </w:rPr>
+        <w:t>W</w:t>
+      </w:r>
+      <w:r>
+        <w:rPr>
+          <w:color w:val="000000"/>
+          <w:sz w:val="28"/>
+          <w:szCs w:val="28"/>
+          <w:shd w:val="clear" w:color="auto" w:fill="FFFFFF"/>
+          <w:lang w:val="de-DE"/>
+        </w:rPr>
+        <w:t>ie</w:t>
+      </w:r>
+      <w:r>
+        <w:rPr>
+          <w:color w:val="000000"/>
+          <w:sz w:val="28"/>
+          <w:szCs w:val="28"/>
+          <w:shd w:val="clear" w:color="auto" w:fill="FFFFFF"/>
+          <w:lang w:val="de-DE"/>
+        </w:rPr>
+        <w:t xml:space="preserve"> ist </w:t>
+      </w:r>
+      <w:r>
+        <w:rPr>
+          <w:color w:val="000000"/>
+          <w:sz w:val="28"/>
+          <w:szCs w:val="28"/>
+          <w:shd w:val="clear" w:color="auto" w:fill="FFFFFF"/>
+          <w:lang w:val="de-DE"/>
+        </w:rPr>
+        <w:t>das Wetter</w:t>
+      </w:r>
+      <w:r>
+        <w:rPr>
+          <w:color w:val="000000"/>
+          <w:sz w:val="28"/>
+          <w:szCs w:val="28"/>
+          <w:shd w:val="clear" w:color="auto" w:fill="FFFFFF"/>
+          <w:lang w:val="de-DE"/>
+        </w:rPr>
+        <w:t xml:space="preserve"> </w:t>
+      </w:r>
+      <w:r>
+        <w:rPr>
+          <w:color w:val="000000"/>
+          <w:sz w:val="28"/>
+          <w:szCs w:val="28"/>
+          <w:shd w:val="clear" w:color="auto" w:fill="FFFFFF"/>
+          <w:lang w:val="de-DE"/>
+        </w:rPr>
+        <w:t>heute</w:t>
+      </w:r>
+      <w:r>
+        <w:rPr>
+          <w:color w:val="000000"/>
+          <w:sz w:val="28"/>
+          <w:szCs w:val="28"/>
+          <w:shd w:val="clear" w:color="auto" w:fill="FFFFFF"/>
+          <w:lang w:val="uk-UA"/>
+        </w:rPr>
+        <w:t>?</w:t>
+      </w:r>
+      <w:r>
+        <w:rPr>
+          <w:color w:val="000000"/>
+          <w:sz w:val="28"/>
+          <w:szCs w:val="28"/>
+          <w:shd w:val="clear" w:color="auto" w:fill="FFFFFF"/>
+          <w:lang w:val="de-DE"/>
+        </w:rPr>
+        <w:t xml:space="preserve"> </w:t>
       </w:r>
     </w:p>
     <w:p>
       <w:pPr>
-        <w:rPr>
-          <w:rFonts w:ascii="Times New Roman" w:hAnsi="Times New Roman" w:cs="Times New Roman"/>
-          <w:b/>
-          <w:bCs/>
-          <w:sz w:val="28"/>
-          <w:szCs w:val="28"/>
+        <w:pStyle w:val="NormalWeb"/>
+        <w:spacing w:after="150"/>
+        <w:rPr>
+          <w:color w:val="000000"/>
+          <w:sz w:val="28"/>
+          <w:szCs w:val="28"/>
+          <w:shd w:val="clear" w:color="auto" w:fill="FFFFFF"/>
+          <w:lang w:val="de-DE"/>
+        </w:rPr>
+      </w:pPr>
+      <w:r>
+        <w:rPr>
+          <w:color w:val="000000"/>
+          <w:sz w:val="28"/>
+          <w:szCs w:val="28"/>
+          <w:shd w:val="clear" w:color="auto" w:fill="FFFFFF"/>
+          <w:lang w:val="de-DE"/>
+        </w:rPr>
+        <w:t xml:space="preserve">2. </w:t>
+      </w:r>
+      <w:r>
+        <w:rPr>
+          <w:color w:val="000000"/>
+          <w:sz w:val="28"/>
+          <w:szCs w:val="28"/>
+          <w:shd w:val="clear" w:color="auto" w:fill="FFFFFF"/>
+          <w:lang w:val="de-DE"/>
+        </w:rPr>
+        <w:t>M</w:t>
+      </w:r>
+      <w:r>
+        <w:rPr>
+          <w:color w:val="000000"/>
+          <w:sz w:val="28"/>
+          <w:szCs w:val="28"/>
+          <w:shd w:val="clear" w:color="auto" w:fill="FFFFFF"/>
+          <w:lang w:val="de-DE"/>
+        </w:rPr>
+        <w:t xml:space="preserve">ein Sohn </w:t>
+      </w:r>
+      <w:r>
+        <w:rPr>
+          <w:color w:val="000000"/>
+          <w:sz w:val="28"/>
+          <w:szCs w:val="28"/>
+          <w:shd w:val="clear" w:color="auto" w:fill="FFFFFF"/>
+          <w:lang w:val="de-DE"/>
+        </w:rPr>
+        <w:t xml:space="preserve">ist </w:t>
+      </w:r>
+      <w:r>
+        <w:rPr>
+          <w:color w:val="000000"/>
+          <w:sz w:val="28"/>
+          <w:szCs w:val="28"/>
+          <w:shd w:val="clear" w:color="auto" w:fill="FFFFFF"/>
+          <w:lang w:val="de-DE"/>
+        </w:rPr>
+        <w:t>sehr fleißig</w:t>
+      </w:r>
+      <w:r>
+        <w:rPr>
+          <w:color w:val="000000"/>
+          <w:sz w:val="28"/>
+          <w:szCs w:val="28"/>
+          <w:shd w:val="clear" w:color="auto" w:fill="FFFFFF"/>
+          <w:lang w:val="de-DE"/>
+        </w:rPr>
+        <w:t xml:space="preserve">. </w:t>
+      </w:r>
+    </w:p>
+    <w:p>
+      <w:pPr>
+        <w:pStyle w:val="NormalWeb"/>
+        <w:spacing w:after="150"/>
+        <w:rPr>
+          <w:color w:val="000000"/>
+          <w:sz w:val="28"/>
+          <w:szCs w:val="28"/>
+          <w:shd w:val="clear" w:color="auto" w:fill="FFFFFF"/>
+          <w:lang w:val="de-DE"/>
+        </w:rPr>
+      </w:pPr>
+      <w:r>
+        <w:rPr>
+          <w:color w:val="000000"/>
+          <w:sz w:val="28"/>
+          <w:szCs w:val="28"/>
+          <w:shd w:val="clear" w:color="auto" w:fill="FFFFFF"/>
+          <w:lang w:val="de-DE"/>
+        </w:rPr>
+        <w:t xml:space="preserve">3. </w:t>
+      </w:r>
+      <w:r>
+        <w:rPr>
+          <w:color w:val="000000"/>
+          <w:sz w:val="28"/>
+          <w:szCs w:val="28"/>
+          <w:shd w:val="clear" w:color="auto" w:fill="FFFFFF"/>
+          <w:lang w:val="de-DE"/>
+        </w:rPr>
+        <w:t>M</w:t>
+      </w:r>
+      <w:r>
+        <w:rPr>
+          <w:color w:val="000000"/>
+          <w:sz w:val="28"/>
+          <w:szCs w:val="28"/>
+          <w:shd w:val="clear" w:color="auto" w:fill="FFFFFF"/>
+          <w:lang w:val="de-DE"/>
+        </w:rPr>
+        <w:t>eine Eltern</w:t>
+      </w:r>
+      <w:r>
+        <w:rPr>
+          <w:color w:val="000000"/>
+          <w:sz w:val="28"/>
+          <w:szCs w:val="28"/>
+          <w:shd w:val="clear" w:color="auto" w:fill="FFFFFF"/>
+          <w:lang w:val="de-DE"/>
+        </w:rPr>
+        <w:t xml:space="preserve"> </w:t>
+      </w:r>
+      <w:proofErr w:type="gramStart"/>
+      <w:r>
+        <w:rPr>
+          <w:color w:val="000000"/>
+          <w:sz w:val="28"/>
+          <w:szCs w:val="28"/>
+          <w:shd w:val="clear" w:color="auto" w:fill="FFFFFF"/>
+          <w:lang w:val="de-DE"/>
+        </w:rPr>
+        <w:t>Ha</w:t>
+      </w:r>
+      <w:r>
+        <w:rPr>
+          <w:color w:val="000000"/>
+          <w:sz w:val="28"/>
+          <w:szCs w:val="28"/>
+          <w:shd w:val="clear" w:color="auto" w:fill="FFFFFF"/>
+          <w:lang w:val="de-DE"/>
+        </w:rPr>
+        <w:t>t</w:t>
+      </w:r>
+      <w:proofErr w:type="gramEnd"/>
+      <w:r>
+        <w:rPr>
+          <w:color w:val="000000"/>
+          <w:sz w:val="28"/>
+          <w:szCs w:val="28"/>
+          <w:shd w:val="clear" w:color="auto" w:fill="FFFFFF"/>
+          <w:lang w:val="de-DE"/>
+        </w:rPr>
+        <w:t xml:space="preserve"> </w:t>
+      </w:r>
+      <w:r>
+        <w:rPr>
+          <w:color w:val="000000"/>
+          <w:sz w:val="28"/>
+          <w:szCs w:val="28"/>
+          <w:shd w:val="clear" w:color="auto" w:fill="FFFFFF"/>
+          <w:lang w:val="de-DE"/>
+        </w:rPr>
+        <w:t>zwei</w:t>
+      </w:r>
+      <w:r>
+        <w:rPr>
+          <w:color w:val="000000"/>
+          <w:sz w:val="28"/>
+          <w:szCs w:val="28"/>
+          <w:shd w:val="clear" w:color="auto" w:fill="FFFFFF"/>
+          <w:lang w:val="de-DE"/>
+        </w:rPr>
+        <w:t xml:space="preserve"> </w:t>
+      </w:r>
+      <w:r>
+        <w:rPr>
+          <w:color w:val="000000"/>
+          <w:sz w:val="28"/>
+          <w:szCs w:val="28"/>
+          <w:shd w:val="clear" w:color="auto" w:fill="FFFFFF"/>
+          <w:lang w:val="de-DE"/>
+        </w:rPr>
+        <w:t xml:space="preserve">Kinder. </w:t>
+      </w:r>
+    </w:p>
+    <w:p>
+      <w:pPr>
+        <w:pStyle w:val="NormalWeb"/>
+        <w:spacing w:after="150"/>
+        <w:rPr>
+          <w:color w:val="000000"/>
+          <w:sz w:val="28"/>
+          <w:szCs w:val="28"/>
+          <w:shd w:val="clear" w:color="auto" w:fill="FFFFFF"/>
+          <w:lang w:val="de-DE"/>
+        </w:rPr>
+      </w:pPr>
+      <w:r>
+        <w:rPr>
+          <w:color w:val="000000"/>
+          <w:sz w:val="28"/>
+          <w:szCs w:val="28"/>
+          <w:shd w:val="clear" w:color="auto" w:fill="FFFFFF"/>
+          <w:lang w:val="de-DE"/>
+        </w:rPr>
+        <w:t xml:space="preserve">4. </w:t>
+      </w:r>
+      <w:r>
+        <w:rPr>
+          <w:color w:val="000000"/>
+          <w:sz w:val="28"/>
+          <w:szCs w:val="28"/>
+          <w:shd w:val="clear" w:color="auto" w:fill="FFFFFF"/>
+          <w:lang w:val="de-DE"/>
+        </w:rPr>
+        <w:t>D</w:t>
+      </w:r>
+      <w:r>
+        <w:rPr>
+          <w:color w:val="000000"/>
+          <w:sz w:val="28"/>
+          <w:szCs w:val="28"/>
+          <w:shd w:val="clear" w:color="auto" w:fill="FFFFFF"/>
+          <w:lang w:val="de-DE"/>
+        </w:rPr>
+        <w:t>u</w:t>
+      </w:r>
+      <w:r>
+        <w:rPr>
+          <w:color w:val="000000"/>
+          <w:sz w:val="28"/>
+          <w:szCs w:val="28"/>
+          <w:shd w:val="clear" w:color="auto" w:fill="FFFFFF"/>
+          <w:lang w:val="de-DE"/>
+        </w:rPr>
+        <w:t xml:space="preserve"> </w:t>
+      </w:r>
+      <w:r>
+        <w:rPr>
+          <w:color w:val="000000"/>
+          <w:sz w:val="28"/>
+          <w:szCs w:val="28"/>
+          <w:shd w:val="clear" w:color="auto" w:fill="FFFFFF"/>
+          <w:lang w:val="de-DE"/>
+        </w:rPr>
+        <w:t>ha</w:t>
+      </w:r>
+      <w:r>
+        <w:rPr>
+          <w:color w:val="000000"/>
+          <w:sz w:val="28"/>
+          <w:szCs w:val="28"/>
+          <w:shd w:val="clear" w:color="auto" w:fill="FFFFFF"/>
+          <w:lang w:val="de-DE"/>
+        </w:rPr>
+        <w:t>st</w:t>
+      </w:r>
+      <w:r>
+        <w:rPr>
+          <w:color w:val="000000"/>
+          <w:sz w:val="28"/>
+          <w:szCs w:val="28"/>
+          <w:shd w:val="clear" w:color="auto" w:fill="FFFFFF"/>
+          <w:lang w:val="de-DE"/>
+        </w:rPr>
+        <w:t xml:space="preserve"> Schlechte Note</w:t>
+      </w:r>
+      <w:r>
+        <w:rPr>
+          <w:color w:val="000000"/>
+          <w:sz w:val="28"/>
+          <w:szCs w:val="28"/>
+          <w:shd w:val="clear" w:color="auto" w:fill="FFFFFF"/>
+          <w:lang w:val="de-DE"/>
+        </w:rPr>
+        <w:t xml:space="preserve"> in</w:t>
+      </w:r>
+      <w:r>
+        <w:rPr>
+          <w:color w:val="000000"/>
+          <w:sz w:val="28"/>
+          <w:szCs w:val="28"/>
+          <w:shd w:val="clear" w:color="auto" w:fill="FFFFFF"/>
+          <w:lang w:val="de-DE"/>
+        </w:rPr>
+        <w:t xml:space="preserve"> Mathematik</w:t>
+      </w:r>
+      <w:r>
+        <w:rPr>
+          <w:color w:val="000000"/>
+          <w:sz w:val="28"/>
+          <w:szCs w:val="28"/>
+          <w:shd w:val="clear" w:color="auto" w:fill="FFFFFF"/>
+          <w:lang w:val="de-DE"/>
+        </w:rPr>
+        <w:t>.</w:t>
+      </w:r>
+    </w:p>
+    <w:p>
+      <w:pPr>
+        <w:pStyle w:val="NormalWeb"/>
+        <w:spacing w:after="150"/>
+        <w:rPr>
+          <w:color w:val="000000"/>
+          <w:sz w:val="28"/>
+          <w:szCs w:val="28"/>
+          <w:shd w:val="clear" w:color="auto" w:fill="FFFFFF"/>
+          <w:lang w:val="de-DE"/>
+        </w:rPr>
+      </w:pPr>
+      <w:r>
+        <w:rPr>
+          <w:color w:val="000000"/>
+          <w:sz w:val="28"/>
+          <w:szCs w:val="28"/>
+          <w:shd w:val="clear" w:color="auto" w:fill="FFFFFF"/>
+          <w:lang w:val="de-DE"/>
+        </w:rPr>
+        <w:lastRenderedPageBreak/>
+        <w:t>5. Er ha</w:t>
+      </w:r>
+      <w:r>
+        <w:rPr>
+          <w:color w:val="000000"/>
+          <w:sz w:val="28"/>
+          <w:szCs w:val="28"/>
+          <w:shd w:val="clear" w:color="auto" w:fill="FFFFFF"/>
+          <w:lang w:val="de-DE"/>
+        </w:rPr>
+        <w:t>t</w:t>
+      </w:r>
+      <w:r>
+        <w:rPr>
+          <w:color w:val="000000"/>
+          <w:sz w:val="28"/>
+          <w:szCs w:val="28"/>
+          <w:shd w:val="clear" w:color="auto" w:fill="FFFFFF"/>
+          <w:lang w:val="de-DE"/>
+        </w:rPr>
+        <w:t xml:space="preserve"> </w:t>
+      </w:r>
+      <w:r>
+        <w:rPr>
+          <w:color w:val="000000"/>
+          <w:sz w:val="28"/>
+          <w:szCs w:val="28"/>
+          <w:shd w:val="clear" w:color="auto" w:fill="FFFFFF"/>
+          <w:lang w:val="de-DE"/>
+        </w:rPr>
+        <w:t>sehr</w:t>
+      </w:r>
+      <w:r>
+        <w:rPr>
+          <w:color w:val="000000"/>
+          <w:sz w:val="28"/>
+          <w:szCs w:val="28"/>
+          <w:shd w:val="clear" w:color="auto" w:fill="FFFFFF"/>
+          <w:lang w:val="de-DE"/>
+        </w:rPr>
+        <w:t xml:space="preserve"> </w:t>
+      </w:r>
+      <w:r>
+        <w:rPr>
+          <w:color w:val="000000"/>
+          <w:sz w:val="28"/>
+          <w:szCs w:val="28"/>
+          <w:shd w:val="clear" w:color="auto" w:fill="FFFFFF"/>
+          <w:lang w:val="de-DE"/>
+        </w:rPr>
+        <w:t xml:space="preserve">schönes Hemd. </w:t>
+      </w:r>
+    </w:p>
+    <w:p>
+      <w:pPr>
+        <w:pStyle w:val="NormalWeb"/>
+        <w:spacing w:after="150"/>
+        <w:rPr>
+          <w:color w:val="000000"/>
+          <w:sz w:val="28"/>
+          <w:szCs w:val="28"/>
+          <w:shd w:val="clear" w:color="auto" w:fill="FFFFFF"/>
+          <w:lang w:val="de-DE"/>
+        </w:rPr>
+      </w:pPr>
+      <w:r>
+        <w:rPr>
+          <w:color w:val="000000"/>
+          <w:sz w:val="28"/>
+          <w:szCs w:val="28"/>
+          <w:shd w:val="clear" w:color="auto" w:fill="FFFFFF"/>
+          <w:lang w:val="de-DE"/>
+        </w:rPr>
+        <w:t>6. Der Chef</w:t>
+      </w:r>
+      <w:r>
+        <w:rPr>
+          <w:color w:val="000000"/>
+          <w:sz w:val="28"/>
+          <w:szCs w:val="28"/>
+          <w:shd w:val="clear" w:color="auto" w:fill="FFFFFF"/>
+          <w:lang w:val="de-DE"/>
+        </w:rPr>
+        <w:t xml:space="preserve"> ist </w:t>
+      </w:r>
+      <w:r>
+        <w:rPr>
+          <w:color w:val="000000"/>
+          <w:sz w:val="28"/>
+          <w:szCs w:val="28"/>
+          <w:shd w:val="clear" w:color="auto" w:fill="FFFFFF"/>
+          <w:lang w:val="de-DE"/>
+        </w:rPr>
+        <w:t>sehr</w:t>
+      </w:r>
+      <w:r>
+        <w:rPr>
+          <w:color w:val="000000"/>
+          <w:sz w:val="28"/>
+          <w:szCs w:val="28"/>
+          <w:shd w:val="clear" w:color="auto" w:fill="FFFFFF"/>
+          <w:lang w:val="de-DE"/>
+        </w:rPr>
+        <w:t xml:space="preserve"> arrogant</w:t>
+      </w:r>
+      <w:r>
+        <w:rPr>
+          <w:color w:val="000000"/>
+          <w:sz w:val="28"/>
+          <w:szCs w:val="28"/>
+          <w:shd w:val="clear" w:color="auto" w:fill="FFFFFF"/>
+          <w:lang w:val="de-DE"/>
+        </w:rPr>
+        <w:t xml:space="preserve"> </w:t>
+      </w:r>
+      <w:r>
+        <w:rPr>
+          <w:color w:val="000000"/>
+          <w:sz w:val="28"/>
+          <w:szCs w:val="28"/>
+          <w:shd w:val="clear" w:color="auto" w:fill="FFFFFF"/>
+          <w:lang w:val="de-DE"/>
+        </w:rPr>
+        <w:t>und</w:t>
+      </w:r>
+      <w:r>
+        <w:rPr>
+          <w:color w:val="000000"/>
+          <w:sz w:val="28"/>
+          <w:szCs w:val="28"/>
+          <w:shd w:val="clear" w:color="auto" w:fill="FFFFFF"/>
+          <w:lang w:val="de-DE"/>
+        </w:rPr>
+        <w:t xml:space="preserve"> aggressive</w:t>
+      </w:r>
+      <w:r>
+        <w:rPr>
+          <w:color w:val="000000"/>
+          <w:sz w:val="28"/>
+          <w:szCs w:val="28"/>
+          <w:shd w:val="clear" w:color="auto" w:fill="FFFFFF"/>
+          <w:lang w:val="de-DE"/>
+        </w:rPr>
+        <w:t xml:space="preserve">. </w:t>
+      </w:r>
+      <w:r>
+        <w:rPr>
+          <w:color w:val="000000"/>
+          <w:sz w:val="28"/>
+          <w:szCs w:val="28"/>
+          <w:shd w:val="clear" w:color="auto" w:fill="FFFFFF"/>
+          <w:lang w:val="de-DE"/>
+        </w:rPr>
+        <w:br/>
+      </w:r>
+      <w:r>
+        <w:rPr>
+          <w:color w:val="000000"/>
+          <w:sz w:val="28"/>
+          <w:szCs w:val="28"/>
+          <w:shd w:val="clear" w:color="auto" w:fill="FFFFFF"/>
+          <w:lang w:val="de-DE"/>
+        </w:rPr>
+        <w:t xml:space="preserve">7. </w:t>
+      </w:r>
+      <w:r>
+        <w:rPr>
+          <w:color w:val="000000"/>
+          <w:sz w:val="28"/>
+          <w:szCs w:val="28"/>
+          <w:shd w:val="clear" w:color="auto" w:fill="FFFFFF"/>
+          <w:lang w:val="de-DE"/>
+        </w:rPr>
+        <w:t>W</w:t>
+      </w:r>
+      <w:r>
+        <w:rPr>
+          <w:color w:val="000000"/>
+          <w:sz w:val="28"/>
+          <w:szCs w:val="28"/>
+          <w:shd w:val="clear" w:color="auto" w:fill="FFFFFF"/>
+          <w:lang w:val="de-DE"/>
+        </w:rPr>
+        <w:t>arum</w:t>
+      </w:r>
+      <w:r>
+        <w:rPr>
+          <w:color w:val="000000"/>
+          <w:sz w:val="28"/>
+          <w:szCs w:val="28"/>
+          <w:shd w:val="clear" w:color="auto" w:fill="FFFFFF"/>
+          <w:lang w:val="de-DE"/>
+        </w:rPr>
+        <w:t xml:space="preserve"> bist </w:t>
+      </w:r>
+      <w:r>
+        <w:rPr>
+          <w:color w:val="000000"/>
+          <w:sz w:val="28"/>
+          <w:szCs w:val="28"/>
+          <w:shd w:val="clear" w:color="auto" w:fill="FFFFFF"/>
+          <w:lang w:val="de-DE"/>
+        </w:rPr>
+        <w:t>du</w:t>
+      </w:r>
+      <w:r>
+        <w:rPr>
+          <w:color w:val="000000"/>
+          <w:sz w:val="28"/>
+          <w:szCs w:val="28"/>
+          <w:shd w:val="clear" w:color="auto" w:fill="FFFFFF"/>
+          <w:lang w:val="de-DE"/>
+        </w:rPr>
+        <w:t xml:space="preserve"> </w:t>
+      </w:r>
+      <w:r>
+        <w:rPr>
+          <w:color w:val="000000"/>
+          <w:sz w:val="28"/>
+          <w:szCs w:val="28"/>
+          <w:shd w:val="clear" w:color="auto" w:fill="FFFFFF"/>
+          <w:lang w:val="de-DE"/>
+        </w:rPr>
+        <w:t>so</w:t>
+      </w:r>
+      <w:r>
+        <w:rPr>
+          <w:color w:val="000000"/>
+          <w:sz w:val="28"/>
+          <w:szCs w:val="28"/>
+          <w:shd w:val="clear" w:color="auto" w:fill="FFFFFF"/>
+          <w:lang w:val="de-DE"/>
+        </w:rPr>
+        <w:t xml:space="preserve"> </w:t>
+      </w:r>
+      <w:r>
+        <w:rPr>
+          <w:color w:val="000000"/>
+          <w:sz w:val="28"/>
+          <w:szCs w:val="28"/>
+          <w:shd w:val="clear" w:color="auto" w:fill="FFFFFF"/>
+          <w:lang w:val="de-DE"/>
+        </w:rPr>
+        <w:t xml:space="preserve">müde? </w:t>
+      </w:r>
+      <w:r>
+        <w:rPr>
+          <w:color w:val="000000"/>
+          <w:sz w:val="28"/>
+          <w:szCs w:val="28"/>
+          <w:shd w:val="clear" w:color="auto" w:fill="FFFFFF"/>
+          <w:lang w:val="de-DE"/>
+        </w:rPr>
+        <w:br/>
+      </w:r>
+      <w:r>
+        <w:rPr>
+          <w:color w:val="000000"/>
+          <w:sz w:val="28"/>
+          <w:szCs w:val="28"/>
+          <w:shd w:val="clear" w:color="auto" w:fill="FFFFFF"/>
+          <w:lang w:val="de-DE"/>
+        </w:rPr>
+        <w:t xml:space="preserve">8. </w:t>
+      </w:r>
+      <w:r>
+        <w:rPr>
+          <w:color w:val="000000"/>
+          <w:sz w:val="28"/>
+          <w:szCs w:val="28"/>
+          <w:shd w:val="clear" w:color="auto" w:fill="FFFFFF"/>
+          <w:lang w:val="de-DE"/>
+        </w:rPr>
+        <w:t xml:space="preserve">Sie </w:t>
+      </w:r>
+      <w:r>
+        <w:rPr>
+          <w:color w:val="000000"/>
+          <w:sz w:val="28"/>
+          <w:szCs w:val="28"/>
+          <w:shd w:val="clear" w:color="auto" w:fill="FFFFFF"/>
+          <w:lang w:val="de-DE"/>
+        </w:rPr>
+        <w:t>h</w:t>
+      </w:r>
+      <w:r>
+        <w:rPr>
+          <w:color w:val="000000"/>
+          <w:sz w:val="28"/>
+          <w:szCs w:val="28"/>
+          <w:shd w:val="clear" w:color="auto" w:fill="FFFFFF"/>
+          <w:lang w:val="de-DE"/>
+        </w:rPr>
+        <w:t>a</w:t>
+      </w:r>
+      <w:r>
+        <w:rPr>
+          <w:color w:val="000000"/>
+          <w:sz w:val="28"/>
+          <w:szCs w:val="28"/>
+          <w:shd w:val="clear" w:color="auto" w:fill="FFFFFF"/>
+          <w:lang w:val="de-DE"/>
+        </w:rPr>
+        <w:t>t</w:t>
+      </w:r>
+      <w:r>
+        <w:rPr>
+          <w:color w:val="000000"/>
+          <w:sz w:val="28"/>
+          <w:szCs w:val="28"/>
+          <w:shd w:val="clear" w:color="auto" w:fill="FFFFFF"/>
+          <w:lang w:val="de-DE"/>
+        </w:rPr>
+        <w:t xml:space="preserve"> sehr viel</w:t>
+      </w:r>
+      <w:r>
+        <w:rPr>
+          <w:color w:val="000000"/>
+          <w:sz w:val="28"/>
+          <w:szCs w:val="28"/>
+          <w:shd w:val="clear" w:color="auto" w:fill="FFFFFF"/>
+          <w:lang w:val="de-DE"/>
+        </w:rPr>
+        <w:t>e</w:t>
+      </w:r>
+      <w:r>
+        <w:rPr>
+          <w:color w:val="000000"/>
+          <w:sz w:val="28"/>
+          <w:szCs w:val="28"/>
+          <w:shd w:val="clear" w:color="auto" w:fill="FFFFFF"/>
+          <w:lang w:val="de-DE"/>
+        </w:rPr>
+        <w:t xml:space="preserve"> Bücher</w:t>
+      </w:r>
+      <w:r>
+        <w:rPr>
+          <w:color w:val="000000"/>
+          <w:sz w:val="28"/>
+          <w:szCs w:val="28"/>
+          <w:shd w:val="clear" w:color="auto" w:fill="FFFFFF"/>
+          <w:lang w:val="de-DE"/>
+        </w:rPr>
+        <w:t xml:space="preserve"> </w:t>
+      </w:r>
+      <w:r>
+        <w:rPr>
+          <w:color w:val="000000"/>
+          <w:sz w:val="28"/>
+          <w:szCs w:val="28"/>
+          <w:shd w:val="clear" w:color="auto" w:fill="FFFFFF"/>
+          <w:lang w:val="de-DE"/>
+        </w:rPr>
+        <w:t>zu Hause</w:t>
+      </w:r>
+      <w:r>
+        <w:rPr>
+          <w:color w:val="000000"/>
+          <w:sz w:val="28"/>
+          <w:szCs w:val="28"/>
+          <w:shd w:val="clear" w:color="auto" w:fill="FFFFFF"/>
+          <w:lang w:val="de-DE"/>
+        </w:rPr>
+        <w:t>.</w:t>
+      </w:r>
+      <w:r>
+        <w:rPr>
+          <w:color w:val="000000"/>
+          <w:sz w:val="28"/>
+          <w:szCs w:val="28"/>
+          <w:shd w:val="clear" w:color="auto" w:fill="FFFFFF"/>
+          <w:lang w:val="de-DE"/>
+        </w:rPr>
+        <w:br/>
+      </w:r>
+      <w:r>
+        <w:rPr>
+          <w:color w:val="000000"/>
+          <w:sz w:val="28"/>
+          <w:szCs w:val="28"/>
+          <w:shd w:val="clear" w:color="auto" w:fill="FFFFFF"/>
+          <w:lang w:val="de-DE"/>
+        </w:rPr>
+        <w:t xml:space="preserve">9. </w:t>
+      </w:r>
+      <w:r>
+        <w:rPr>
+          <w:color w:val="000000"/>
+          <w:sz w:val="28"/>
+          <w:szCs w:val="28"/>
+          <w:shd w:val="clear" w:color="auto" w:fill="FFFFFF"/>
+          <w:lang w:val="de-DE"/>
+        </w:rPr>
+        <w:t>M</w:t>
+      </w:r>
+      <w:r>
+        <w:rPr>
+          <w:color w:val="000000"/>
+          <w:sz w:val="28"/>
+          <w:szCs w:val="28"/>
+          <w:shd w:val="clear" w:color="auto" w:fill="FFFFFF"/>
+          <w:lang w:val="de-DE"/>
+        </w:rPr>
+        <w:t xml:space="preserve">ein </w:t>
+      </w:r>
+      <w:r>
+        <w:rPr>
+          <w:color w:val="000000"/>
+          <w:sz w:val="28"/>
+          <w:szCs w:val="28"/>
+          <w:shd w:val="clear" w:color="auto" w:fill="FFFFFF"/>
+          <w:lang w:val="de-DE"/>
+        </w:rPr>
+        <w:t>N</w:t>
+      </w:r>
+      <w:r>
+        <w:rPr>
+          <w:color w:val="000000"/>
+          <w:sz w:val="28"/>
+          <w:szCs w:val="28"/>
+          <w:shd w:val="clear" w:color="auto" w:fill="FFFFFF"/>
+          <w:lang w:val="de-DE"/>
+        </w:rPr>
+        <w:t xml:space="preserve">ame </w:t>
+      </w:r>
+      <w:r>
+        <w:rPr>
+          <w:color w:val="000000"/>
+          <w:sz w:val="28"/>
+          <w:szCs w:val="28"/>
+          <w:shd w:val="clear" w:color="auto" w:fill="FFFFFF"/>
+          <w:lang w:val="de-DE"/>
+        </w:rPr>
+        <w:t>ist</w:t>
+      </w:r>
+      <w:r>
+        <w:rPr>
+          <w:color w:val="000000"/>
+          <w:sz w:val="28"/>
+          <w:szCs w:val="28"/>
+          <w:shd w:val="clear" w:color="auto" w:fill="FFFFFF"/>
+          <w:lang w:val="de-DE"/>
+        </w:rPr>
+        <w:t xml:space="preserve"> Anna</w:t>
+      </w:r>
+      <w:r>
+        <w:rPr>
+          <w:color w:val="000000"/>
+          <w:sz w:val="28"/>
+          <w:szCs w:val="28"/>
+          <w:shd w:val="clear" w:color="auto" w:fill="FFFFFF"/>
+          <w:lang w:val="de-DE"/>
+        </w:rPr>
+        <w:br/>
+      </w:r>
+      <w:r>
+        <w:rPr>
+          <w:color w:val="000000"/>
+          <w:sz w:val="28"/>
+          <w:szCs w:val="28"/>
+          <w:shd w:val="clear" w:color="auto" w:fill="FFFFFF"/>
+          <w:lang w:val="de-DE"/>
+        </w:rPr>
+        <w:t>10. Ich</w:t>
+      </w:r>
+      <w:r>
+        <w:rPr>
+          <w:color w:val="000000"/>
+          <w:sz w:val="28"/>
+          <w:szCs w:val="28"/>
+          <w:shd w:val="clear" w:color="auto" w:fill="FFFFFF"/>
+          <w:lang w:val="de-DE"/>
+        </w:rPr>
+        <w:t xml:space="preserve"> bin</w:t>
+      </w:r>
+      <w:r>
+        <w:rPr>
+          <w:color w:val="000000"/>
+          <w:sz w:val="28"/>
+          <w:szCs w:val="28"/>
+          <w:shd w:val="clear" w:color="auto" w:fill="FFFFFF"/>
+          <w:lang w:val="de-DE"/>
+        </w:rPr>
+        <w:t xml:space="preserve"> 15</w:t>
+      </w:r>
+      <w:r>
+        <w:rPr>
+          <w:color w:val="000000"/>
+          <w:sz w:val="28"/>
+          <w:szCs w:val="28"/>
+          <w:shd w:val="clear" w:color="auto" w:fill="FFFFFF"/>
+          <w:lang w:val="de-DE"/>
+        </w:rPr>
+        <w:t xml:space="preserve"> </w:t>
+      </w:r>
+      <w:r>
+        <w:rPr>
+          <w:color w:val="000000"/>
+          <w:sz w:val="28"/>
+          <w:szCs w:val="28"/>
+          <w:shd w:val="clear" w:color="auto" w:fill="FFFFFF"/>
+          <w:lang w:val="de-DE"/>
+        </w:rPr>
+        <w:t>Jahre</w:t>
+      </w:r>
+      <w:r>
+        <w:rPr>
+          <w:color w:val="000000"/>
+          <w:sz w:val="28"/>
+          <w:szCs w:val="28"/>
+          <w:shd w:val="clear" w:color="auto" w:fill="FFFFFF"/>
+          <w:lang w:val="de-DE"/>
+        </w:rPr>
+        <w:t xml:space="preserve"> alt.</w:t>
+      </w:r>
+      <w:r>
+        <w:rPr>
+          <w:color w:val="000000"/>
+          <w:sz w:val="28"/>
+          <w:szCs w:val="28"/>
+          <w:shd w:val="clear" w:color="auto" w:fill="FFFFFF"/>
+          <w:lang w:val="de-DE"/>
+        </w:rPr>
+        <w:br/>
+      </w:r>
+      <w:r>
+        <w:rPr>
+          <w:color w:val="000000"/>
+          <w:sz w:val="28"/>
+          <w:szCs w:val="28"/>
+          <w:shd w:val="clear" w:color="auto" w:fill="FFFFFF"/>
+          <w:lang w:val="de-DE"/>
+        </w:rPr>
+        <w:t xml:space="preserve">11. </w:t>
+      </w:r>
+      <w:r>
+        <w:rPr>
+          <w:color w:val="000000"/>
+          <w:sz w:val="28"/>
+          <w:szCs w:val="28"/>
+          <w:shd w:val="clear" w:color="auto" w:fill="FFFFFF"/>
+          <w:lang w:val="de-DE"/>
+        </w:rPr>
+        <w:t>M</w:t>
+      </w:r>
+      <w:r>
+        <w:rPr>
+          <w:color w:val="000000"/>
+          <w:sz w:val="28"/>
+          <w:szCs w:val="28"/>
+          <w:shd w:val="clear" w:color="auto" w:fill="FFFFFF"/>
+          <w:lang w:val="de-DE"/>
+        </w:rPr>
+        <w:t>eine</w:t>
+      </w:r>
+      <w:r>
+        <w:rPr>
+          <w:color w:val="000000"/>
+          <w:sz w:val="28"/>
+          <w:szCs w:val="28"/>
+          <w:shd w:val="clear" w:color="auto" w:fill="FFFFFF"/>
+          <w:lang w:val="de-DE"/>
+        </w:rPr>
+        <w:t xml:space="preserve"> </w:t>
+      </w:r>
+      <w:r>
+        <w:rPr>
+          <w:color w:val="000000"/>
+          <w:sz w:val="28"/>
+          <w:szCs w:val="28"/>
+          <w:shd w:val="clear" w:color="auto" w:fill="FFFFFF"/>
+          <w:lang w:val="de-DE"/>
+        </w:rPr>
+        <w:t>Mutter</w:t>
+      </w:r>
+      <w:r>
+        <w:rPr>
+          <w:color w:val="000000"/>
+          <w:sz w:val="28"/>
+          <w:szCs w:val="28"/>
+          <w:shd w:val="clear" w:color="auto" w:fill="FFFFFF"/>
+          <w:lang w:val="de-DE"/>
+        </w:rPr>
+        <w:t xml:space="preserve"> ist </w:t>
+      </w:r>
+      <w:r>
+        <w:rPr>
+          <w:color w:val="000000"/>
+          <w:sz w:val="28"/>
+          <w:szCs w:val="28"/>
+          <w:shd w:val="clear" w:color="auto" w:fill="FFFFFF"/>
+          <w:lang w:val="de-DE"/>
+        </w:rPr>
+        <w:t xml:space="preserve">Köchin. </w:t>
+      </w:r>
+      <w:r>
+        <w:rPr>
+          <w:color w:val="000000"/>
+          <w:sz w:val="28"/>
+          <w:szCs w:val="28"/>
+          <w:shd w:val="clear" w:color="auto" w:fill="FFFFFF"/>
+          <w:lang w:val="de-DE"/>
+        </w:rPr>
+        <w:br/>
+      </w:r>
+      <w:r>
+        <w:rPr>
+          <w:color w:val="000000"/>
+          <w:sz w:val="28"/>
+          <w:szCs w:val="28"/>
+          <w:shd w:val="clear" w:color="auto" w:fill="FFFFFF"/>
+          <w:lang w:val="de-DE"/>
+        </w:rPr>
+        <w:t xml:space="preserve">12.  </w:t>
+      </w:r>
+      <w:r>
+        <w:rPr>
+          <w:color w:val="000000"/>
+          <w:sz w:val="28"/>
+          <w:szCs w:val="28"/>
+          <w:shd w:val="clear" w:color="auto" w:fill="FFFFFF"/>
+          <w:lang w:val="de-DE"/>
+        </w:rPr>
+        <w:t>D</w:t>
+      </w:r>
+      <w:r>
+        <w:rPr>
+          <w:color w:val="000000"/>
+          <w:sz w:val="28"/>
+          <w:szCs w:val="28"/>
+          <w:shd w:val="clear" w:color="auto" w:fill="FFFFFF"/>
+          <w:lang w:val="de-DE"/>
+        </w:rPr>
+        <w:t>er Vater</w:t>
+      </w:r>
+      <w:r>
+        <w:rPr>
+          <w:color w:val="000000"/>
+          <w:sz w:val="28"/>
+          <w:szCs w:val="28"/>
+          <w:shd w:val="clear" w:color="auto" w:fill="FFFFFF"/>
+          <w:lang w:val="de-DE"/>
+        </w:rPr>
+        <w:t xml:space="preserve"> </w:t>
+      </w:r>
+      <w:r>
+        <w:rPr>
+          <w:color w:val="000000"/>
+          <w:sz w:val="28"/>
+          <w:szCs w:val="28"/>
+          <w:shd w:val="clear" w:color="auto" w:fill="FFFFFF"/>
+          <w:lang w:val="de-DE"/>
+        </w:rPr>
+        <w:t>arbeit</w:t>
+      </w:r>
+      <w:r>
+        <w:rPr>
+          <w:color w:val="000000"/>
+          <w:sz w:val="28"/>
+          <w:szCs w:val="28"/>
+          <w:shd w:val="clear" w:color="auto" w:fill="FFFFFF"/>
+          <w:lang w:val="de-DE"/>
+        </w:rPr>
+        <w:t>et</w:t>
+      </w:r>
+      <w:r>
+        <w:rPr>
+          <w:color w:val="000000"/>
+          <w:sz w:val="28"/>
+          <w:szCs w:val="28"/>
+          <w:shd w:val="clear" w:color="auto" w:fill="FFFFFF"/>
+          <w:lang w:val="de-DE"/>
+        </w:rPr>
+        <w:t xml:space="preserve"> in der Bank. </w:t>
+      </w:r>
+    </w:p>
+    <w:p>
+      <w:pPr>
+        <w:pStyle w:val="NormalWeb"/>
+        <w:spacing w:after="150"/>
+        <w:rPr>
+          <w:color w:val="000000"/>
+          <w:sz w:val="28"/>
+          <w:szCs w:val="28"/>
+          <w:shd w:val="clear" w:color="auto" w:fill="FFFFFF"/>
+          <w:lang w:val="de-DE"/>
+        </w:rPr>
+      </w:pPr>
+      <w:r>
+        <w:rPr>
+          <w:color w:val="000000"/>
+          <w:sz w:val="28"/>
+          <w:szCs w:val="28"/>
+          <w:shd w:val="clear" w:color="auto" w:fill="FFFFFF"/>
+          <w:lang w:val="de-DE"/>
+        </w:rPr>
+        <w:t xml:space="preserve">13. </w:t>
+      </w:r>
+      <w:r>
+        <w:rPr>
+          <w:color w:val="000000"/>
+          <w:sz w:val="28"/>
+          <w:szCs w:val="28"/>
+          <w:shd w:val="clear" w:color="auto" w:fill="FFFFFF"/>
+          <w:lang w:val="de-DE"/>
+        </w:rPr>
+        <w:t>Paris</w:t>
+      </w:r>
+      <w:r>
+        <w:rPr>
+          <w:color w:val="000000"/>
+          <w:sz w:val="28"/>
+          <w:szCs w:val="28"/>
+          <w:shd w:val="clear" w:color="auto" w:fill="FFFFFF"/>
+          <w:lang w:val="de-DE"/>
+        </w:rPr>
+        <w:t xml:space="preserve"> ist</w:t>
+      </w:r>
+      <w:r>
+        <w:rPr>
+          <w:color w:val="000000"/>
+          <w:sz w:val="28"/>
+          <w:szCs w:val="28"/>
+          <w:shd w:val="clear" w:color="auto" w:fill="FFFFFF"/>
+          <w:lang w:val="de-DE"/>
+        </w:rPr>
+        <w:t xml:space="preserve"> die Hauptstadt</w:t>
+      </w:r>
+      <w:r>
+        <w:rPr>
+          <w:color w:val="000000"/>
+          <w:sz w:val="28"/>
+          <w:szCs w:val="28"/>
+          <w:shd w:val="clear" w:color="auto" w:fill="FFFFFF"/>
+          <w:lang w:val="de-DE"/>
+        </w:rPr>
+        <w:t xml:space="preserve"> </w:t>
+      </w:r>
+      <w:r>
+        <w:rPr>
+          <w:color w:val="000000"/>
+          <w:sz w:val="28"/>
+          <w:szCs w:val="28"/>
+          <w:shd w:val="clear" w:color="auto" w:fill="FFFFFF"/>
+          <w:lang w:val="de-DE"/>
+        </w:rPr>
+        <w:t xml:space="preserve">von Frankreich </w:t>
+      </w:r>
+    </w:p>
+    <w:p>
+      <w:pPr>
+        <w:pStyle w:val="NormalWeb"/>
+        <w:spacing w:after="150"/>
+        <w:rPr>
+          <w:color w:val="000000"/>
+          <w:sz w:val="28"/>
+          <w:szCs w:val="28"/>
+          <w:shd w:val="clear" w:color="auto" w:fill="FFFFFF"/>
+          <w:lang w:val="de-DE"/>
+        </w:rPr>
+      </w:pPr>
+      <w:r>
+        <w:rPr>
+          <w:color w:val="000000"/>
+          <w:sz w:val="28"/>
+          <w:szCs w:val="28"/>
+          <w:shd w:val="clear" w:color="auto" w:fill="FFFFFF"/>
+          <w:lang w:val="de-DE"/>
+        </w:rPr>
+        <w:t xml:space="preserve">14. Urlaub, sein, Müller, in, Familie 15.diese Frau, wie, sein? 16. Das, meine, sein, Mutter 17. Sein, wann, Sie, Deutschland, in?18. Wer, sein, du? 19. Ich, der Schüler, sein 20. Sie, sein, was? 21 ein Hund, das, sein 22. Haben, Geburtstag, du, wann? 23. Mein, sein, </w:t>
+      </w:r>
+      <w:proofErr w:type="gramStart"/>
+      <w:r>
+        <w:rPr>
+          <w:color w:val="000000"/>
+          <w:sz w:val="28"/>
+          <w:szCs w:val="28"/>
+          <w:shd w:val="clear" w:color="auto" w:fill="FFFFFF"/>
+          <w:lang w:val="de-DE"/>
+        </w:rPr>
+        <w:t>übermorgen,  Geburtstag</w:t>
+      </w:r>
+      <w:proofErr w:type="gramEnd"/>
+      <w:r>
+        <w:rPr>
+          <w:color w:val="000000"/>
+          <w:sz w:val="28"/>
+          <w:szCs w:val="28"/>
+          <w:shd w:val="clear" w:color="auto" w:fill="FFFFFF"/>
+          <w:lang w:val="de-DE"/>
+        </w:rPr>
+        <w:t xml:space="preserve"> 24. Sein, warum, du, spät, so? 25.was, Hobbys, deine, sein? 26. Fußball, sein, es 27.  Das Wetter, sein, kühl, im November 28. teuer, das Leben, in, sein, Deutschland 29. Das Essen, heute, sein, lecker, sehr 30.Sein, zu Hause, du, hier. 31. Die Schüler, wann, Ferien, haben? 32. Die Eltern, fahren, in Urlaub, wohin? 33. Deutschunterricht, haben, du, wann 34. Ich, heute, Mathematik, haben, Physik, und 35. Das Wasser, sehr, sein, gesund 36. Dieses Bild, sehr, sein, alt 37. Wer, heute, Klassendienst, haben 38. Die Nacht, sein, dunkel, sehr 39. Dieses Band, sehr, sein, bekannt 40. Sein, altmodisch, Handy, sein 41. Der Tisch, groß, sein, rund, und 42. Die Wohnung, im dritten Stock, sein 43. Endlich, wir, sein, in, Berlin 44. Du, sein, wie lange, schon, hier? 45. Sein, Ukrainer, wir 46. Sein, immer, er, hilfsbereit 47. Schule, wo, sein, deine?</w:t>
+      </w:r>
+      <w:r>
+        <w:rPr>
+          <w:color w:val="000000"/>
+          <w:sz w:val="28"/>
+          <w:szCs w:val="28"/>
+          <w:shd w:val="clear" w:color="auto" w:fill="FFFFFF"/>
+          <w:lang w:val="de-DE"/>
+        </w:rPr>
+        <w:br/>
+      </w:r>
+    </w:p>
+    <w:p>
+      <w:pPr>
+        <w:pStyle w:val="NormalWeb"/>
+        <w:spacing w:after="150"/>
+        <w:rPr>
+          <w:color w:val="000000"/>
+          <w:sz w:val="28"/>
+          <w:szCs w:val="28"/>
+          <w:shd w:val="clear" w:color="auto" w:fill="FFFFFF"/>
+          <w:lang w:val="de-DE"/>
         </w:rPr>
       </w:pPr>
     </w:p>
@@ -3270,7 +4498,7 @@
 </file>
 
 <file path=word/styles.xml><?xml version="1.0" encoding="utf-8"?>
-<w:styles xmlns:mc="http://schemas.openxmlformats.org/markup-compatibility/2006" xmlns:r="http://schemas.openxmlformats.org/officeDocument/2006/relationships" xmlns:w="http://schemas.openxmlformats.org/wordprocessingml/2006/main" xmlns:w14="http://schemas.microsoft.com/office/word/2010/wordml" xmlns:w15="http://schemas.microsoft.com/office/word/2012/wordml" xmlns:w16cex="http://schemas.microsoft.com/office/word/2018/wordml/cex" xmlns:w16cid="http://schemas.microsoft.com/office/word/2016/wordml/cid" xmlns:w16="http://schemas.microsoft.com/office/word/2018/wordml" xmlns:w16du="http://schemas.microsoft.com/office/word/2023/wordml/word16du" xmlns:w16sdtdh="http://schemas.microsoft.com/office/word/2020/wordml/sdtdatahash" xmlns:w16sdtfl="http://schemas.microsoft.com/office/word/2024/wordml/sdtformatlock" xmlns:w16se="http://schemas.microsoft.com/office/word/2015/wordml/symex" mc:Ignorable="w14 w15 w16se w16cid w16 w16cex w16sdtdh w16sdtfl w16du">
+<w:styles xmlns:mc="http://schemas.openxmlformats.org/markup-compatibility/2006" xmlns:r="http://schemas.openxmlformats.org/officeDocument/2006/relationships" xmlns:w="http://schemas.openxmlformats.org/wordprocessingml/2006/main" xmlns:w14="http://schemas.microsoft.com/office/word/2010/wordml" xmlns:w15="http://schemas.microsoft.com/office/word/2012/wordml" xmlns:w16cex="http://schemas.microsoft.com/office/word/2018/wordml/cex" xmlns:w16cid="http://schemas.microsoft.com/office/word/2016/wordml/cid" xmlns:w16="http://schemas.microsoft.com/office/word/2018/wordml" xmlns:w16sdtdh="http://schemas.microsoft.com/office/word/2020/wordml/sdtdatahash" xmlns:w16sdtfl="http://schemas.microsoft.com/office/word/2024/wordml/sdtformatlock" xmlns:w16se="http://schemas.microsoft.com/office/word/2015/wordml/symex" xmlns:w16du="http://schemas.microsoft.com/office/word/2023/wordml/word16du" mc:Ignorable="w14 w15 w16se w16cid w16 w16cex w16sdtdh w16sdtfl w16du">
   <w:docDefaults>
     <w:rPrDefault>
       <w:rPr>
@@ -3278,7 +4506,7 @@
         <w:kern w:val="2"/>
         <w:sz w:val="24"/>
         <w:szCs w:val="24"/>
-        <w:lang w:val="ru-UA" w:eastAsia="en-US" w:bidi="ar-SA"/>
+        <w:lang w:eastAsia="en-US" w:bidi="ar-SA"/>
         <w14:ligatures w14:val="standardContextual"/>
       </w:rPr>
     </w:rPrDefault>
@@ -3662,18 +4890,18 @@
     <w:lsdException w:name="Unresolved Mention" w:semiHidden="1" w:unhideWhenUsed="1"/>
     <w:lsdException w:name="Smart Link" w:semiHidden="1" w:unhideWhenUsed="1"/>
   </w:latentStyles>
-  <w:style w:type="paragraph" w:default="1" w:styleId="a">
+  <w:style w:type="paragraph" w:default="1" w:styleId="Normal">
     <w:name w:val="Normal"/>
     <w:qFormat/>
     <w:rPr>
       <w:lang w:val="de-DE"/>
     </w:rPr>
   </w:style>
-  <w:style w:type="paragraph" w:styleId="1">
+  <w:style w:type="paragraph" w:styleId="Heading1">
     <w:name w:val="heading 1"/>
-    <w:basedOn w:val="a"/>
-    <w:next w:val="a"/>
-    <w:link w:val="10"/>
+    <w:basedOn w:val="Normal"/>
+    <w:next w:val="Normal"/>
+    <w:link w:val="Heading1Char"/>
     <w:uiPriority w:val="9"/>
     <w:qFormat/>
     <w:rsid w:val="004759DB"/>
@@ -3690,11 +4918,11 @@
       <w:szCs w:val="40"/>
     </w:rPr>
   </w:style>
-  <w:style w:type="paragraph" w:styleId="2">
+  <w:style w:type="paragraph" w:styleId="Heading2">
     <w:name w:val="heading 2"/>
-    <w:basedOn w:val="a"/>
-    <w:next w:val="a"/>
-    <w:link w:val="20"/>
+    <w:basedOn w:val="Normal"/>
+    <w:next w:val="Normal"/>
+    <w:link w:val="Heading2Char"/>
     <w:uiPriority w:val="9"/>
     <w:semiHidden/>
     <w:unhideWhenUsed/>
@@ -3713,11 +4941,11 @@
       <w:szCs w:val="32"/>
     </w:rPr>
   </w:style>
-  <w:style w:type="paragraph" w:styleId="3">
+  <w:style w:type="paragraph" w:styleId="Heading3">
     <w:name w:val="heading 3"/>
-    <w:basedOn w:val="a"/>
-    <w:next w:val="a"/>
-    <w:link w:val="30"/>
+    <w:basedOn w:val="Normal"/>
+    <w:next w:val="Normal"/>
+    <w:link w:val="Heading3Char"/>
     <w:uiPriority w:val="9"/>
     <w:semiHidden/>
     <w:unhideWhenUsed/>
@@ -3736,11 +4964,11 @@
       <w:szCs w:val="28"/>
     </w:rPr>
   </w:style>
-  <w:style w:type="paragraph" w:styleId="4">
+  <w:style w:type="paragraph" w:styleId="Heading4">
     <w:name w:val="heading 4"/>
-    <w:basedOn w:val="a"/>
-    <w:next w:val="a"/>
-    <w:link w:val="40"/>
+    <w:basedOn w:val="Normal"/>
+    <w:next w:val="Normal"/>
+    <w:link w:val="Heading4Char"/>
     <w:uiPriority w:val="9"/>
     <w:semiHidden/>
     <w:unhideWhenUsed/>
@@ -3759,11 +4987,11 @@
       <w:color w:val="0F4761" w:themeColor="accent1" w:themeShade="BF"/>
     </w:rPr>
   </w:style>
-  <w:style w:type="paragraph" w:styleId="5">
+  <w:style w:type="paragraph" w:styleId="Heading5">
     <w:name w:val="heading 5"/>
-    <w:basedOn w:val="a"/>
-    <w:next w:val="a"/>
-    <w:link w:val="50"/>
+    <w:basedOn w:val="Normal"/>
+    <w:next w:val="Normal"/>
+    <w:link w:val="Heading5Char"/>
     <w:uiPriority w:val="9"/>
     <w:semiHidden/>
     <w:unhideWhenUsed/>
@@ -3780,11 +5008,11 @@
       <w:color w:val="0F4761" w:themeColor="accent1" w:themeShade="BF"/>
     </w:rPr>
   </w:style>
-  <w:style w:type="paragraph" w:styleId="6">
+  <w:style w:type="paragraph" w:styleId="Heading6">
     <w:name w:val="heading 6"/>
-    <w:basedOn w:val="a"/>
-    <w:next w:val="a"/>
-    <w:link w:val="60"/>
+    <w:basedOn w:val="Normal"/>
+    <w:next w:val="Normal"/>
+    <w:link w:val="Heading6Char"/>
     <w:uiPriority w:val="9"/>
     <w:semiHidden/>
     <w:unhideWhenUsed/>
@@ -3803,11 +5031,11 @@
       <w:color w:val="595959" w:themeColor="text1" w:themeTint="A6"/>
     </w:rPr>
   </w:style>
-  <w:style w:type="paragraph" w:styleId="7">
+  <w:style w:type="paragraph" w:styleId="Heading7">
     <w:name w:val="heading 7"/>
-    <w:basedOn w:val="a"/>
-    <w:next w:val="a"/>
-    <w:link w:val="70"/>
+    <w:basedOn w:val="Normal"/>
+    <w:next w:val="Normal"/>
+    <w:link w:val="Heading7Char"/>
     <w:uiPriority w:val="9"/>
     <w:semiHidden/>
     <w:unhideWhenUsed/>
@@ -3824,11 +5052,11 @@
       <w:color w:val="595959" w:themeColor="text1" w:themeTint="A6"/>
     </w:rPr>
   </w:style>
-  <w:style w:type="paragraph" w:styleId="8">
+  <w:style w:type="paragraph" w:styleId="Heading8">
     <w:name w:val="heading 8"/>
-    <w:basedOn w:val="a"/>
-    <w:next w:val="a"/>
-    <w:link w:val="80"/>
+    <w:basedOn w:val="Normal"/>
+    <w:next w:val="Normal"/>
+    <w:link w:val="Heading8Char"/>
     <w:uiPriority w:val="9"/>
     <w:semiHidden/>
     <w:unhideWhenUsed/>
@@ -3846,11 +5074,11 @@
       <w:color w:val="272727" w:themeColor="text1" w:themeTint="D8"/>
     </w:rPr>
   </w:style>
-  <w:style w:type="paragraph" w:styleId="9">
+  <w:style w:type="paragraph" w:styleId="Heading9">
     <w:name w:val="heading 9"/>
-    <w:basedOn w:val="a"/>
-    <w:next w:val="a"/>
-    <w:link w:val="90"/>
+    <w:basedOn w:val="Normal"/>
+    <w:next w:val="Normal"/>
+    <w:link w:val="Heading9Char"/>
     <w:uiPriority w:val="9"/>
     <w:semiHidden/>
     <w:unhideWhenUsed/>
@@ -3866,13 +5094,13 @@
       <w:color w:val="272727" w:themeColor="text1" w:themeTint="D8"/>
     </w:rPr>
   </w:style>
-  <w:style w:type="character" w:default="1" w:styleId="a0">
+  <w:style w:type="character" w:default="1" w:styleId="DefaultParagraphFont">
     <w:name w:val="Default Paragraph Font"/>
     <w:uiPriority w:val="1"/>
     <w:semiHidden/>
     <w:unhideWhenUsed/>
   </w:style>
-  <w:style w:type="table" w:default="1" w:styleId="a1">
+  <w:style w:type="table" w:default="1" w:styleId="TableNormal">
     <w:name w:val="Normal Table"/>
     <w:uiPriority w:val="99"/>
     <w:semiHidden/>
@@ -3887,16 +5115,16 @@
       </w:tblCellMar>
     </w:tblPr>
   </w:style>
-  <w:style w:type="numbering" w:default="1" w:styleId="a2">
+  <w:style w:type="numbering" w:default="1" w:styleId="NoList">
     <w:name w:val="No List"/>
     <w:uiPriority w:val="99"/>
     <w:semiHidden/>
     <w:unhideWhenUsed/>
   </w:style>
-  <w:style w:type="character" w:customStyle="1" w:styleId="10">
-    <w:name w:val="Заголовок 1 Знак"/>
-    <w:basedOn w:val="a0"/>
-    <w:link w:val="1"/>
+  <w:style w:type="character" w:customStyle="1" w:styleId="Heading1Char">
+    <w:name w:val="Heading 1 Char"/>
+    <w:basedOn w:val="DefaultParagraphFont"/>
+    <w:link w:val="Heading1"/>
     <w:uiPriority w:val="9"/>
     <w:rsid w:val="004759DB"/>
     <w:rPr>
@@ -3907,10 +5135,10 @@
       <w:lang w:val="de-DE"/>
     </w:rPr>
   </w:style>
-  <w:style w:type="character" w:customStyle="1" w:styleId="20">
-    <w:name w:val="Заголовок 2 Знак"/>
-    <w:basedOn w:val="a0"/>
-    <w:link w:val="2"/>
+  <w:style w:type="character" w:customStyle="1" w:styleId="Heading2Char">
+    <w:name w:val="Heading 2 Char"/>
+    <w:basedOn w:val="DefaultParagraphFont"/>
+    <w:link w:val="Heading2"/>
     <w:uiPriority w:val="9"/>
     <w:semiHidden/>
     <w:rsid w:val="004759DB"/>
@@ -3922,10 +5150,10 @@
       <w:lang w:val="de-DE"/>
     </w:rPr>
   </w:style>
-  <w:style w:type="character" w:customStyle="1" w:styleId="30">
-    <w:name w:val="Заголовок 3 Знак"/>
-    <w:basedOn w:val="a0"/>
-    <w:link w:val="3"/>
+  <w:style w:type="character" w:customStyle="1" w:styleId="Heading3Char">
+    <w:name w:val="Heading 3 Char"/>
+    <w:basedOn w:val="DefaultParagraphFont"/>
+    <w:link w:val="Heading3"/>
     <w:uiPriority w:val="9"/>
     <w:semiHidden/>
     <w:rsid w:val="004759DB"/>
@@ -3937,10 +5165,10 @@
       <w:lang w:val="de-DE"/>
     </w:rPr>
   </w:style>
-  <w:style w:type="character" w:customStyle="1" w:styleId="40">
-    <w:name w:val="Заголовок 4 Знак"/>
-    <w:basedOn w:val="a0"/>
-    <w:link w:val="4"/>
+  <w:style w:type="character" w:customStyle="1" w:styleId="Heading4Char">
+    <w:name w:val="Heading 4 Char"/>
+    <w:basedOn w:val="DefaultParagraphFont"/>
+    <w:link w:val="Heading4"/>
     <w:uiPriority w:val="9"/>
     <w:semiHidden/>
     <w:rsid w:val="004759DB"/>
@@ -3952,10 +5180,10 @@
       <w:lang w:val="de-DE"/>
     </w:rPr>
   </w:style>
-  <w:style w:type="character" w:customStyle="1" w:styleId="50">
-    <w:name w:val="Заголовок 5 Знак"/>
-    <w:basedOn w:val="a0"/>
-    <w:link w:val="5"/>
+  <w:style w:type="character" w:customStyle="1" w:styleId="Heading5Char">
+    <w:name w:val="Heading 5 Char"/>
+    <w:basedOn w:val="DefaultParagraphFont"/>
+    <w:link w:val="Heading5"/>
     <w:uiPriority w:val="9"/>
     <w:semiHidden/>
     <w:rsid w:val="004759DB"/>
@@ -3965,10 +5193,10 @@
       <w:lang w:val="de-DE"/>
     </w:rPr>
   </w:style>
-  <w:style w:type="character" w:customStyle="1" w:styleId="60">
-    <w:name w:val="Заголовок 6 Знак"/>
-    <w:basedOn w:val="a0"/>
-    <w:link w:val="6"/>
+  <w:style w:type="character" w:customStyle="1" w:styleId="Heading6Char">
+    <w:name w:val="Heading 6 Char"/>
+    <w:basedOn w:val="DefaultParagraphFont"/>
+    <w:link w:val="Heading6"/>
     <w:uiPriority w:val="9"/>
     <w:semiHidden/>
     <w:rsid w:val="004759DB"/>
@@ -3980,10 +5208,10 @@
       <w:lang w:val="de-DE"/>
     </w:rPr>
   </w:style>
-  <w:style w:type="character" w:customStyle="1" w:styleId="70">
-    <w:name w:val="Заголовок 7 Знак"/>
-    <w:basedOn w:val="a0"/>
-    <w:link w:val="7"/>
+  <w:style w:type="character" w:customStyle="1" w:styleId="Heading7Char">
+    <w:name w:val="Heading 7 Char"/>
+    <w:basedOn w:val="DefaultParagraphFont"/>
+    <w:link w:val="Heading7"/>
     <w:uiPriority w:val="9"/>
     <w:semiHidden/>
     <w:rsid w:val="004759DB"/>
@@ -3993,10 +5221,10 @@
       <w:lang w:val="de-DE"/>
     </w:rPr>
   </w:style>
-  <w:style w:type="character" w:customStyle="1" w:styleId="80">
-    <w:name w:val="Заголовок 8 Знак"/>
-    <w:basedOn w:val="a0"/>
-    <w:link w:val="8"/>
+  <w:style w:type="character" w:customStyle="1" w:styleId="Heading8Char">
+    <w:name w:val="Heading 8 Char"/>
+    <w:basedOn w:val="DefaultParagraphFont"/>
+    <w:link w:val="Heading8"/>
     <w:uiPriority w:val="9"/>
     <w:semiHidden/>
     <w:rsid w:val="004759DB"/>
@@ -4008,10 +5236,10 @@
       <w:lang w:val="de-DE"/>
     </w:rPr>
   </w:style>
-  <w:style w:type="character" w:customStyle="1" w:styleId="90">
-    <w:name w:val="Заголовок 9 Знак"/>
-    <w:basedOn w:val="a0"/>
-    <w:link w:val="9"/>
+  <w:style w:type="character" w:customStyle="1" w:styleId="Heading9Char">
+    <w:name w:val="Heading 9 Char"/>
+    <w:basedOn w:val="DefaultParagraphFont"/>
+    <w:link w:val="Heading9"/>
     <w:uiPriority w:val="9"/>
     <w:semiHidden/>
     <w:rsid w:val="004759DB"/>
@@ -4021,11 +5249,11 @@
       <w:lang w:val="de-DE"/>
     </w:rPr>
   </w:style>
-  <w:style w:type="paragraph" w:styleId="a3">
+  <w:style w:type="paragraph" w:styleId="Title">
     <w:name w:val="Title"/>
-    <w:basedOn w:val="a"/>
-    <w:next w:val="a"/>
-    <w:link w:val="a4"/>
+    <w:basedOn w:val="Normal"/>
+    <w:next w:val="Normal"/>
+    <w:link w:val="TitleChar"/>
     <w:uiPriority w:val="10"/>
     <w:qFormat/>
     <w:rsid w:val="004759DB"/>
@@ -4041,10 +5269,10 @@
       <w:szCs w:val="56"/>
     </w:rPr>
   </w:style>
-  <w:style w:type="character" w:customStyle="1" w:styleId="a4">
-    <w:name w:val="Заголовок Знак"/>
-    <w:basedOn w:val="a0"/>
-    <w:link w:val="a3"/>
+  <w:style w:type="character" w:customStyle="1" w:styleId="TitleChar">
+    <w:name w:val="Title Char"/>
+    <w:basedOn w:val="DefaultParagraphFont"/>
+    <w:link w:val="Title"/>
     <w:uiPriority w:val="10"/>
     <w:rsid w:val="004759DB"/>
     <w:rPr>
@@ -4056,11 +5284,11 @@
       <w:lang w:val="de-DE"/>
     </w:rPr>
   </w:style>
-  <w:style w:type="paragraph" w:styleId="a5">
+  <w:style w:type="paragraph" w:styleId="Subtitle">
     <w:name w:val="Subtitle"/>
-    <w:basedOn w:val="a"/>
-    <w:next w:val="a"/>
-    <w:link w:val="a6"/>
+    <w:basedOn w:val="Normal"/>
+    <w:next w:val="Normal"/>
+    <w:link w:val="SubtitleChar"/>
     <w:uiPriority w:val="11"/>
     <w:qFormat/>
     <w:rsid w:val="004759DB"/>
@@ -4078,10 +5306,10 @@
       <w:szCs w:val="28"/>
     </w:rPr>
   </w:style>
-  <w:style w:type="character" w:customStyle="1" w:styleId="a6">
-    <w:name w:val="Подзаголовок Знак"/>
-    <w:basedOn w:val="a0"/>
-    <w:link w:val="a5"/>
+  <w:style w:type="character" w:customStyle="1" w:styleId="SubtitleChar">
+    <w:name w:val="Subtitle Char"/>
+    <w:basedOn w:val="DefaultParagraphFont"/>
+    <w:link w:val="Subtitle"/>
     <w:uiPriority w:val="11"/>
     <w:rsid w:val="004759DB"/>
     <w:rPr>
@@ -4093,11 +5321,11 @@
       <w:lang w:val="de-DE"/>
     </w:rPr>
   </w:style>
-  <w:style w:type="paragraph" w:styleId="21">
+  <w:style w:type="paragraph" w:styleId="Quote">
     <w:name w:val="Quote"/>
-    <w:basedOn w:val="a"/>
-    <w:next w:val="a"/>
-    <w:link w:val="22"/>
+    <w:basedOn w:val="Normal"/>
+    <w:next w:val="Normal"/>
+    <w:link w:val="QuoteChar"/>
     <w:uiPriority w:val="29"/>
     <w:qFormat/>
     <w:rsid w:val="004759DB"/>
@@ -4111,10 +5339,10 @@
       <w:color w:val="404040" w:themeColor="text1" w:themeTint="BF"/>
     </w:rPr>
   </w:style>
-  <w:style w:type="character" w:customStyle="1" w:styleId="22">
-    <w:name w:val="Цитата 2 Знак"/>
-    <w:basedOn w:val="a0"/>
-    <w:link w:val="21"/>
+  <w:style w:type="character" w:customStyle="1" w:styleId="QuoteChar">
+    <w:name w:val="Quote Char"/>
+    <w:basedOn w:val="DefaultParagraphFont"/>
+    <w:link w:val="Quote"/>
     <w:uiPriority w:val="29"/>
     <w:rsid w:val="004759DB"/>
     <w:rPr>
@@ -4124,9 +5352,9 @@
       <w:lang w:val="de-DE"/>
     </w:rPr>
   </w:style>
-  <w:style w:type="paragraph" w:styleId="a7">
+  <w:style w:type="paragraph" w:styleId="ListParagraph">
     <w:name w:val="List Paragraph"/>
-    <w:basedOn w:val="a"/>
+    <w:basedOn w:val="Normal"/>
     <w:uiPriority w:val="34"/>
     <w:qFormat/>
     <w:rsid w:val="004759DB"/>
@@ -4135,9 +5363,9 @@
       <w:contextualSpacing/>
     </w:pPr>
   </w:style>
-  <w:style w:type="character" w:styleId="a8">
+  <w:style w:type="character" w:styleId="IntenseEmphasis">
     <w:name w:val="Intense Emphasis"/>
-    <w:basedOn w:val="a0"/>
+    <w:basedOn w:val="DefaultParagraphFont"/>
     <w:uiPriority w:val="21"/>
     <w:qFormat/>
     <w:rsid w:val="004759DB"/>
@@ -4147,11 +5375,11 @@
       <w:color w:val="0F4761" w:themeColor="accent1" w:themeShade="BF"/>
     </w:rPr>
   </w:style>
-  <w:style w:type="paragraph" w:styleId="a9">
+  <w:style w:type="paragraph" w:styleId="IntenseQuote">
     <w:name w:val="Intense Quote"/>
-    <w:basedOn w:val="a"/>
-    <w:next w:val="a"/>
-    <w:link w:val="aa"/>
+    <w:basedOn w:val="Normal"/>
+    <w:next w:val="Normal"/>
+    <w:link w:val="IntenseQuoteChar"/>
     <w:uiPriority w:val="30"/>
     <w:qFormat/>
     <w:rsid w:val="004759DB"/>
@@ -4170,10 +5398,10 @@
       <w:color w:val="0F4761" w:themeColor="accent1" w:themeShade="BF"/>
     </w:rPr>
   </w:style>
-  <w:style w:type="character" w:customStyle="1" w:styleId="aa">
-    <w:name w:val="Выделенная цитата Знак"/>
-    <w:basedOn w:val="a0"/>
-    <w:link w:val="a9"/>
+  <w:style w:type="character" w:customStyle="1" w:styleId="IntenseQuoteChar">
+    <w:name w:val="Intense Quote Char"/>
+    <w:basedOn w:val="DefaultParagraphFont"/>
+    <w:link w:val="IntenseQuote"/>
     <w:uiPriority w:val="30"/>
     <w:rsid w:val="004759DB"/>
     <w:rPr>
@@ -4183,9 +5411,9 @@
       <w:lang w:val="de-DE"/>
     </w:rPr>
   </w:style>
-  <w:style w:type="character" w:styleId="ab">
+  <w:style w:type="character" w:styleId="IntenseReference">
     <w:name w:val="Intense Reference"/>
-    <w:basedOn w:val="a0"/>
+    <w:basedOn w:val="DefaultParagraphFont"/>
     <w:uiPriority w:val="32"/>
     <w:qFormat/>
     <w:rsid w:val="004759DB"/>
@@ -4197,16 +5425,16 @@
       <w:spacing w:val="5"/>
     </w:rPr>
   </w:style>
-  <w:style w:type="paragraph" w:styleId="ac">
+  <w:style w:type="paragraph" w:styleId="NormalWeb">
     <w:name w:val="Normal (Web)"/>
-    <w:basedOn w:val="a"/>
+    <w:basedOn w:val="Normal"/>
     <w:uiPriority w:val="99"/>
     <w:unhideWhenUsed/>
     <w:rsid w:val="00BA6AF4"/>
     <w:rPr>
       <w:rFonts w:ascii="Times New Roman" w:hAnsi="Times New Roman" w:cs="Times New Roman"/>
       <w:kern w:val="0"/>
-      <w:lang w:val="ru-UA"/>
+      <w:lang/>
       <w14:ligatures w14:val="none"/>
     </w:rPr>
   </w:style>
